--- a/app/documents/case_5.docx
+++ b/app/documents/case_5.docx
@@ -35,7 +35,7 @@
           <v:shape id="_x0000_s2051" type="#_x0000_t75" style="position:absolute;margin-left:164.35pt;margin-top:-6.45pt;width:78.8pt;height:90pt;z-index:251661312;mso-position-horizontal-relative:text;mso-position-vertical-relative:text" fillcolor="window">
             <v:imagedata r:id="rId6" o:title=""/>
           </v:shape>
-          <o:OLEObject Type="Embed" ProgID="PBrush" ShapeID="_x0000_s2051" DrawAspect="Content" ObjectID="_1836418885" r:id="rId7"/>
+          <o:OLEObject Type="Embed" ProgID="PBrush" ShapeID="_x0000_s2051" DrawAspect="Content" ObjectID="_1838053383" r:id="rId7"/>
         </w:object>
       </w:r>
     </w:p>
@@ -334,7 +334,7 @@
           <w:p>
             <w:pPr>
               <w:rPr>
-                <w:rFonts w:asciiTheme="minorBidi" w:hAnsiTheme="minorBidi" w:hint="cs"/>
+                <w:rFonts w:asciiTheme="minorBidi" w:hAnsiTheme="minorBidi"/>
                 <w:sz w:val="36"/>
                 <w:szCs w:val="36"/>
                 <w:cs/>
@@ -366,7 +366,7 @@
                 <w:szCs w:val="36"/>
                 <w:u w:val="dotted"/>
               </w:rPr>
-              <w:t xml:space="preserve">นางสาวกานดา ใจงาม</w:t>
+              <w:t xml:space="preserve">นายพงศธร รอดเงิน</w:t>
             </w:r>
             <w:r>
               <w:rPr>
@@ -727,7 +727,7 @@
                 <w:szCs w:val="36"/>
                 <w:u w:val="dotted"/>
               </w:rPr>
-              <w:t xml:space="preserve">ปริญญา สุขใจ</w:t>
+              <w:t xml:space="preserve">นายพงศธร รอดเงิน</w:t>
             </w:r>
             <w:r>
               <w:rPr>
@@ -919,14 +919,20 @@
           <w:p>
             <w:pPr>
               <w:rPr>
-                <w:rFonts w:ascii="TH SarabunPSK" w:hAnsi="TH SarabunPSK" w:cs="TH SarabunPSK"/>
-                <w:b/>
-                <w:bCs/>
+                <w:rFonts w:ascii="TH SarabunPSK" w:hAnsi="TH SarabunPSK" w:cs="TH SarabunPSK" w:hint="cs"/>
                 <w:sz w:val="36"/>
                 <w:szCs w:val="36"/>
                 <w:cs/>
               </w:rPr>
             </w:pPr>
+            <w:r>
+              <w:rPr>
+                <w:rFonts w:ascii="TH SarabunPSK" w:hAnsi="TH SarabunPSK" w:cs="TH SarabunPSK"/>
+                <w:sz w:val="36"/>
+                <w:szCs w:val="36"/>
+              </w:rPr>
+              <w:t xml:space="preserve">ทำร้ายร่างกาย</w:t>
+            </w:r>
           </w:p>
         </w:tc>
       </w:tr>
@@ -1019,13 +1025,17 @@
     </w:tbl>
     <w:p>
       <w:pPr>
+        <w:tabs>
+          <w:tab w:val="left" w:pos="8436"/>
+          <w:tab w:val="right" w:pos="8789"/>
+        </w:tabs>
         <w:spacing w:line="480" w:lineRule="auto"/>
         <w:jc w:val="thaiDistribute"/>
         <w:rPr>
-          <w:rFonts w:ascii="TH SarabunPSK" w:hAnsi="TH SarabunPSK" w:cs="TH SarabunPSK"/>
-          <w:sz w:val="36"/>
-          <w:szCs w:val="36"/>
-          <w:u w:val="dotted"/>
+          <w:sz w:val="36"/>
+          <w:szCs w:val="36"/>
+          <w:u w:val="dotted"/>
+          <w:cs/>
         </w:rPr>
       </w:pPr>
       <w:r>
@@ -1036,7 +1046,7 @@
           <w:u w:val="dotted"/>
           <w:cs/>
         </w:rPr>
-        <w:t xml:space="preserve">เสนอ</w:t>
+        <w:t>เสนอ</w:t>
       </w:r>
       <w:r>
         <w:rPr>
@@ -1053,384 +1063,60 @@
           <w:szCs w:val="36"/>
           <w:u w:val="dotted"/>
           <w:cs/>
-        </w:rPr>
-        <w:tab/>
-      </w:r>
-      <w:r>
-        <w:rPr>
-          <w:sz w:val="36"/>
-          <w:szCs w:val="36"/>
-          <w:u w:val="dotted"/>
-          <w:cs/>
-        </w:rPr>
-        <w:tab/>
-      </w:r>
-      <w:r>
-        <w:rPr>
-          <w:sz w:val="36"/>
-          <w:szCs w:val="36"/>
-          <w:u w:val="dotted"/>
-          <w:cs/>
-        </w:rPr>
-        <w:tab/>
-      </w:r>
-      <w:r>
-        <w:rPr>
-          <w:sz w:val="36"/>
-          <w:szCs w:val="36"/>
-          <w:u w:val="dotted"/>
-          <w:cs/>
-        </w:rPr>
-        <w:tab/>
-      </w:r>
-      <w:r>
-        <w:rPr>
-          <w:sz w:val="36"/>
-          <w:szCs w:val="36"/>
-          <w:u w:val="dotted"/>
-          <w:cs/>
-        </w:rPr>
-        <w:tab/>
-      </w:r>
-      <w:r>
-        <w:rPr>
-          <w:sz w:val="36"/>
-          <w:szCs w:val="36"/>
-          <w:u w:val="dotted"/>
-          <w:cs/>
-        </w:rPr>
-        <w:tab/>
-      </w:r>
-      <w:r>
-        <w:rPr>
-          <w:sz w:val="36"/>
-          <w:szCs w:val="36"/>
-          <w:u w:val="dotted"/>
-          <w:cs/>
-        </w:rPr>
-        <w:tab/>
-      </w:r>
-      <w:r>
-        <w:rPr>
-          <w:sz w:val="36"/>
-          <w:szCs w:val="36"/>
-          <w:u w:val="dotted"/>
-          <w:cs/>
-        </w:rPr>
-        <w:tab/>
-      </w:r>
-      <w:r>
-        <w:rPr>
-          <w:sz w:val="36"/>
-          <w:szCs w:val="36"/>
-          <w:u w:val="dotted"/>
-          <w:cs/>
-        </w:rPr>
-        <w:tab/>
-      </w:r>
-      <w:r>
-        <w:rPr>
-          <w:sz w:val="36"/>
-          <w:szCs w:val="36"/>
-          <w:u w:val="dotted"/>
-          <w:cs/>
-        </w:rPr>
-        <w:tab/>
-      </w:r>
-      <w:r>
-        <w:rPr>
-          <w:sz w:val="36"/>
-          <w:szCs w:val="36"/>
-          <w:u w:val="dotted"/>
-          <w:cs/>
-        </w:rPr>
-        <w:tab/>
-      </w:r>
-      <w:r>
-        <w:rPr>
-          <w:sz w:val="36"/>
-          <w:szCs w:val="36"/>
-          <w:u w:val="dotted"/>
-          <w:cs/>
-        </w:rPr>
-        <w:tab/>
-      </w:r>
-      <w:r>
-        <w:rPr>
-          <w:rFonts w:ascii="TH SarabunPSK" w:hAnsi="TH SarabunPSK" w:cs="TH SarabunPSK"/>
-          <w:sz w:val="36"/>
-          <w:szCs w:val="36"/>
-          <w:u w:val="dotted"/>
-        </w:rPr>
-        <w:t xml:space="preserve">2025-01-20</w:t>
-      </w:r>
-      <w:r>
-        <w:rPr>
-          <w:rFonts w:ascii="TH SarabunPSK" w:hAnsi="TH SarabunPSK" w:cs="TH SarabunPSK"/>
-          <w:sz w:val="36"/>
-          <w:szCs w:val="36"/>
-          <w:u w:val="dotted"/>
-        </w:rPr>
-        <w:tab/>
-      </w:r>
-      <w:r>
-        <w:rPr>
-          <w:rFonts w:ascii="TH SarabunPSK" w:hAnsi="TH SarabunPSK" w:cs="TH SarabunPSK"/>
-          <w:sz w:val="36"/>
-          <w:szCs w:val="36"/>
-          <w:u w:val="dotted"/>
-        </w:rPr>
-        <w:t xml:space="preserve">ผู้ต้องหาหลอกขายสินค้าออนไลน์โดยรับเงินแล้วไม่ส่งสินค้า</w:t>
-      </w:r>
-      <w:r>
-        <w:rPr>
-          <w:rFonts w:ascii="TH SarabunPSK" w:hAnsi="TH SarabunPSK" w:cs="TH SarabunPSK"/>
-          <w:sz w:val="36"/>
-          <w:szCs w:val="36"/>
-          <w:u w:val="dotted"/>
-        </w:rPr>
-        <w:tab/>
-      </w:r>
-      <w:r>
-        <w:rPr>
-          <w:rFonts w:ascii="TH SarabunPSK" w:hAnsi="TH SarabunPSK" w:cs="TH SarabunPSK"/>
-          <w:sz w:val="36"/>
-          <w:szCs w:val="36"/>
-          <w:u w:val="dotted"/>
-        </w:rPr>
-        <w:tab/>
-      </w:r>
-      <w:r>
-        <w:rPr>
-          <w:rFonts w:ascii="TH SarabunPSK" w:hAnsi="TH SarabunPSK" w:cs="TH SarabunPSK"/>
-          <w:sz w:val="36"/>
-          <w:szCs w:val="36"/>
-          <w:u w:val="dotted"/>
-        </w:rPr>
-        <w:tab/>
-      </w:r>
-      <w:r>
-        <w:rPr>
-          <w:rFonts w:ascii="TH SarabunPSK" w:hAnsi="TH SarabunPSK" w:cs="TH SarabunPSK"/>
-          <w:sz w:val="36"/>
-          <w:szCs w:val="36"/>
-          <w:u w:val="dotted"/>
-        </w:rPr>
-        <w:tab/>
-      </w:r>
-      <w:r>
-        <w:rPr>
-          <w:rFonts w:ascii="TH SarabunPSK" w:hAnsi="TH SarabunPSK" w:cs="TH SarabunPSK"/>
-          <w:sz w:val="36"/>
-          <w:szCs w:val="36"/>
-          <w:u w:val="dotted"/>
-        </w:rPr>
-        <w:tab/>
-      </w:r>
-      <w:r>
-        <w:rPr>
-          <w:rFonts w:ascii="TH SarabunPSK" w:hAnsi="TH SarabunPSK" w:cs="TH SarabunPSK"/>
-          <w:sz w:val="36"/>
-          <w:szCs w:val="36"/>
-          <w:u w:val="dotted"/>
-        </w:rPr>
-        <w:tab/>
-      </w:r>
-      <w:r>
-        <w:rPr>
-          <w:rFonts w:ascii="TH SarabunPSK" w:hAnsi="TH SarabunPSK" w:cs="TH SarabunPSK"/>
-          <w:sz w:val="36"/>
-          <w:szCs w:val="36"/>
-          <w:u w:val="dotted"/>
-        </w:rPr>
-        <w:tab/>
-      </w:r>
-      <w:r>
-        <w:rPr>
-          <w:rFonts w:ascii="TH SarabunPSK" w:hAnsi="TH SarabunPSK" w:cs="TH SarabunPSK"/>
-          <w:sz w:val="36"/>
-          <w:szCs w:val="36"/>
-          <w:u w:val="dotted"/>
-        </w:rPr>
-        <w:t xml:space="preserve">ประมวลกฎหมายอาญา มาตรา 341</w:t>
-      </w:r>
-      <w:r>
-        <w:rPr>
-          <w:rFonts w:ascii="TH SarabunPSK" w:hAnsi="TH SarabunPSK" w:cs="TH SarabunPSK"/>
-          <w:sz w:val="36"/>
-          <w:szCs w:val="36"/>
-          <w:u w:val="dotted"/>
-        </w:rPr>
-        <w:tab/>
-      </w:r>
-      <w:r>
-        <w:rPr>
-          <w:rFonts w:ascii="TH SarabunPSK" w:hAnsi="TH SarabunPSK" w:cs="TH SarabunPSK"/>
-          <w:sz w:val="36"/>
-          <w:szCs w:val="36"/>
-          <w:u w:val="dotted"/>
-        </w:rPr>
-        <w:tab/>
-      </w:r>
-      <w:r>
-        <w:rPr>
-          <w:rFonts w:ascii="TH SarabunPSK" w:hAnsi="TH SarabunPSK" w:cs="TH SarabunPSK"/>
-          <w:sz w:val="36"/>
-          <w:szCs w:val="36"/>
-          <w:u w:val="dotted"/>
-        </w:rPr>
-        <w:tab/>
-      </w:r>
-      <w:r>
-        <w:rPr>
-          <w:rFonts w:ascii="TH SarabunPSK" w:hAnsi="TH SarabunPSK" w:cs="TH SarabunPSK"/>
-          <w:sz w:val="36"/>
-          <w:szCs w:val="36"/>
-          <w:u w:val="dotted"/>
-        </w:rPr>
-        <w:tab/>
-      </w:r>
-      <w:r>
-        <w:rPr>
-          <w:rFonts w:ascii="TH SarabunPSK" w:hAnsi="TH SarabunPSK" w:cs="TH SarabunPSK"/>
-          <w:sz w:val="36"/>
-          <w:szCs w:val="36"/>
-          <w:u w:val="dotted"/>
-        </w:rPr>
-        <w:tab/>
-      </w:r>
-      <w:r>
-        <w:rPr>
-          <w:rFonts w:ascii="TH SarabunPSK" w:hAnsi="TH SarabunPSK" w:cs="TH SarabunPSK"/>
-          <w:sz w:val="36"/>
-          <w:szCs w:val="36"/>
-          <w:u w:val="dotted"/>
-        </w:rPr>
-        <w:tab/>
-      </w:r>
-      <w:r>
-        <w:rPr>
-          <w:rFonts w:ascii="TH SarabunPSK" w:hAnsi="TH SarabunPSK" w:cs="TH SarabunPSK"/>
-          <w:sz w:val="36"/>
-          <w:szCs w:val="36"/>
-          <w:u w:val="dotted"/>
-        </w:rPr>
-        <w:tab/>
-      </w:r>
-      <w:r>
-        <w:rPr>
-          <w:rFonts w:ascii="TH SarabunPSK" w:hAnsi="TH SarabunPSK" w:cs="TH SarabunPSK"/>
-          <w:sz w:val="36"/>
-          <w:szCs w:val="36"/>
-          <w:u w:val="dotted"/>
-        </w:rPr>
-        <w:tab/>
-      </w:r>
-      <w:r>
-        <w:rPr>
-          <w:rFonts w:ascii="TH SarabunPSK" w:hAnsi="TH SarabunPSK" w:cs="TH SarabunPSK"/>
-          <w:sz w:val="36"/>
-          <w:szCs w:val="36"/>
-          <w:u w:val="dotted"/>
-        </w:rPr>
-        <w:tab/>
-      </w:r>
-      <w:r>
-        <w:rPr>
-          <w:rFonts w:ascii="TH SarabunPSK" w:hAnsi="TH SarabunPSK" w:cs="TH SarabunPSK"/>
-          <w:sz w:val="36"/>
-          <w:szCs w:val="36"/>
-          <w:u w:val="dotted"/>
-        </w:rPr>
-        <w:tab/>
-      </w:r>
-      <w:r>
-        <w:rPr>
-          <w:rFonts w:ascii="TH SarabunPSK" w:hAnsi="TH SarabunPSK" w:cs="TH SarabunPSK"/>
-          <w:sz w:val="36"/>
-          <w:szCs w:val="36"/>
-          <w:u w:val="dotted"/>
-        </w:rPr>
-        <w:t xml:space="preserve">ควรสั่งฟ้อง เนื่องจากมีหลักฐานการโอนเงิน</w:t>
-      </w:r>
-      <w:r>
-        <w:rPr>
-          <w:rFonts w:ascii="TH SarabunPSK" w:hAnsi="TH SarabunPSK" w:cs="TH SarabunPSK"/>
-          <w:sz w:val="36"/>
-          <w:szCs w:val="36"/>
-          <w:u w:val="dotted"/>
-        </w:rPr>
-        <w:tab/>
-      </w:r>
-      <w:r>
-        <w:rPr>
-          <w:rFonts w:ascii="TH SarabunPSK" w:hAnsi="TH SarabunPSK" w:cs="TH SarabunPSK"/>
-          <w:sz w:val="36"/>
-          <w:szCs w:val="36"/>
-          <w:u w:val="dotted"/>
-        </w:rPr>
-        <w:tab/>
-      </w:r>
-      <w:r>
-        <w:rPr>
-          <w:rFonts w:ascii="TH SarabunPSK" w:hAnsi="TH SarabunPSK" w:cs="TH SarabunPSK"/>
-          <w:sz w:val="36"/>
-          <w:szCs w:val="36"/>
-          <w:u w:val="dotted"/>
-        </w:rPr>
-        <w:tab/>
-      </w:r>
-      <w:r>
-        <w:rPr>
-          <w:rFonts w:ascii="TH SarabunPSK" w:hAnsi="TH SarabunPSK" w:cs="TH SarabunPSK"/>
-          <w:sz w:val="36"/>
-          <w:szCs w:val="36"/>
-          <w:u w:val="dotted"/>
-        </w:rPr>
-        <w:tab/>
-      </w:r>
-      <w:r>
-        <w:rPr>
-          <w:rFonts w:ascii="TH SarabunPSK" w:hAnsi="TH SarabunPSK" w:cs="TH SarabunPSK"/>
-          <w:sz w:val="36"/>
-          <w:szCs w:val="36"/>
-          <w:u w:val="dotted"/>
-        </w:rPr>
-        <w:tab/>
-      </w:r>
-      <w:r>
-        <w:rPr>
-          <w:rFonts w:ascii="TH SarabunPSK" w:hAnsi="TH SarabunPSK" w:cs="TH SarabunPSK"/>
-          <w:sz w:val="36"/>
-          <w:szCs w:val="36"/>
-          <w:u w:val="dotted"/>
-        </w:rPr>
-        <w:tab/>
-      </w:r>
-      <w:r>
-        <w:rPr>
-          <w:rFonts w:ascii="TH SarabunPSK" w:hAnsi="TH SarabunPSK" w:cs="TH SarabunPSK"/>
-          <w:sz w:val="36"/>
-          <w:szCs w:val="36"/>
-          <w:u w:val="dotted"/>
-        </w:rPr>
-        <w:tab/>
-      </w:r>
-      <w:r>
-        <w:rPr>
-          <w:rFonts w:ascii="TH SarabunPSK" w:hAnsi="TH SarabunPSK" w:cs="TH SarabunPSK"/>
-          <w:sz w:val="36"/>
-          <w:szCs w:val="36"/>
-          <w:u w:val="dotted"/>
         </w:rPr>
         <w:tab/>
       </w:r>
     </w:p>
     <w:p>
       <w:pPr>
+        <w:tabs>
+          <w:tab w:val="right" w:pos="8789"/>
+        </w:tabs>
+        <w:spacing w:line="480" w:lineRule="auto"/>
+        <w:rPr>
+          <w:rFonts w:ascii="TH SarabunPSK" w:hAnsi="TH SarabunPSK" w:cs="TH SarabunPSK"/>
+          <w:sz w:val="36"/>
+          <w:szCs w:val="36"/>
+          <w:u w:val="dotted"/>
+        </w:rPr>
+      </w:pPr>
+      <w:r>
+        <w:rPr>
+          <w:rFonts w:ascii="TH SarabunPSK" w:hAnsi="TH SarabunPSK" w:cs="TH SarabunPSK"/>
+          <w:sz w:val="36"/>
+          <w:szCs w:val="36"/>
+          <w:u w:val="dotted"/>
+        </w:rPr>
+        <w:t xml:space="preserve">        </w:t>
+      </w:r>
+      <w:r>
+        <w:rPr>
+          <w:rFonts w:ascii="TH SarabunPSK" w:hAnsi="TH SarabunPSK" w:cs="TH SarabunPSK"/>
+          <w:sz w:val="36"/>
+          <w:szCs w:val="36"/>
+          <w:u w:val="dotted"/>
+        </w:rPr>
+        <w:t xml:space="preserve">วันที่18เดือนเมษายนพ.ศ.2569 เวลา 09:58 น.</w:t>
+      </w:r>
+      <w:r>
+        <w:rPr>
+          <w:rFonts w:ascii="TH SarabunPSK" w:hAnsi="TH SarabunPSK" w:cs="TH SarabunPSK"/>
+          <w:sz w:val="36"/>
+          <w:szCs w:val="36"/>
+          <w:u w:val="dotted"/>
+        </w:rPr>
+        <w:tab/>
+      </w:r>
+    </w:p>
+    <w:p>
+      <w:pPr>
+        <w:tabs>
+          <w:tab w:val="right" w:pos="8789"/>
+        </w:tabs>
         <w:spacing w:line="480" w:lineRule="auto"/>
         <w:jc w:val="thaiDistribute"/>
         <w:rPr>
+          <w:rFonts w:ascii="TH SarabunPSK" w:hAnsi="TH SarabunPSK" w:cs="TH SarabunPSK"/>
           <w:sz w:val="36"/>
           <w:szCs w:val="36"/>
           <w:u w:val="dotted"/>
@@ -1438,7 +1124,187 @@
       </w:pPr>
       <w:r>
         <w:rPr>
-          <w:rFonts w:ascii="TH SarabunPSK" w:hAnsi="TH SarabunPSK" w:cs="TH SarabunPSK" w:hint="cs"/>
+          <w:rFonts w:ascii="TH SarabunPSK" w:hAnsi="TH SarabunPSK" w:cs="TH SarabunPSK"/>
+          <w:sz w:val="36"/>
+          <w:szCs w:val="36"/>
+          <w:u w:val="dotted"/>
+        </w:rPr>
+        <w:t xml:space="preserve">        </w:t>
+      </w:r>
+      <w:r>
+        <w:rPr>
+          <w:rFonts w:ascii="TH SarabunPSK" w:hAnsi="TH SarabunPSK" w:cs="TH SarabunPSK"/>
+          <w:sz w:val="36"/>
+          <w:szCs w:val="36"/>
+          <w:u w:val="dotted"/>
+        </w:rPr>
+        <w:t xml:space="preserve">ผู้ต้องหาและผู้เสียหายตั้งวงดื่มสุราด้วยกันจนเมามาย แล้วเกิดปากเสียงกันเรื่องหนี้สินเก่า ผู้เสียหายได้ด่าทอถึงบุพการีของผู้ต้องหา นายดวงดี (ผู้ต้องหา) จึงบันดาลโทสะเดินไปหยิบอาวุธปืนลูกซองสั้น (ไม่มีทะเบียน) มายิงใส่หน้าอกผู้เสียหาย 1 นัด ในระยะเผาขน เป็นเหตุให้ผู้เสียหายเสียชีวิตทันทีในที่เกิดเหตุ หลังเกิดเหตุผู้ต้องหานั่งรอมอบตัวกับเจ้าหน้าที่ตำรวจพร้อมอาวุธปืนของกลางผู้ต้องหาและผู้เสียหายตั้งวงดื่มสุราด้วยกันจนเมามาย แล้วเกิดปากเสียงกันเรื่องหนี้สินเก่า ผู้เสียหายได้ด่าทอถึงบุพการีของผู้ต้องหา นายดวงดี (ผู้ต้องหา) จึงบันดาลโทสะเดินไปหยิบอาวุธปืนลูกซองสั้น (ไม่มีทะเบียน) มายิงใส่หน้าอกผู้เสียหาย 1 นัด ในระยะเผาขน เป็นเหตุให้ผู้เสียหายเสียชีวิตทันทีในที่เกิดเหตุ หลังเกิดเหตุผู้ต้องหานั่งรอมอบตัวกับเจ้าหน้าที่ตำรวจพร้อมอาวุธปืนของกลางผู้ต้องหาและผู้เสียหายตั้งวงดื่มสุราด้วยกันจนเมามาย แล้วเกิดปากเสียงกันเรื่องหนี้สินเก่า ผู้เสียหายได้ด่าทอถึงบุพการีของผู้ต้องหา นายดวงดี (ผู้ต้องหา) จึงบันดาลโทสะเดินไปหยิบอาวุธปืนลูกซองสั้น (ไม่มีทะเบียน) มายิงใส่หน้าอกผู้เสียหาย 1 นัด ในระยะเผาขน เป็นเหตุให้ผู้เสียหายเสียชีวิตทันทีในที่เกิดเหตุ หลังเกิดเหตุผู้ต้องหานั่งรอมอบตัวกับเจ้าหน้าที่ตำรวจพร้อมอาวุธปืนของกลางผู้ต้องหาและผู้เสียหายตั้งวงดื่มสุราด้วยกันจนเมามาย แล้วเกิดปากเสียงกันเรื่องหนี้สินเก่า ผู้เสียหายได้ด่าทอถึงบุพการีของผู้ต้องหา นายดวงดี (ผู้ต้องหา) จึงบันดาลโทสะเดินไปหยิบอาวุธปืนลูกซองสั้น (ไม่มีทะเบียน) มายิงใส่หน้าอกผู้เสียหาย 1 นัด ในระยะเผาขน เป็นเหตุให้ผู้เสียหายเสียชีวิตทันทีในที่เกิดเหตุ หลังเกิดเหตุผู้ต้องหานั่งรอมอบตัวกับเจ้าหน้าที่ตำรวจพร้อมอาวุธปืนของกลาง</w:t>
+      </w:r>
+      <w:r>
+        <w:rPr>
+          <w:rFonts w:ascii="TH SarabunPSK" w:hAnsi="TH SarabunPSK" w:cs="TH SarabunPSK"/>
+          <w:sz w:val="36"/>
+          <w:szCs w:val="36"/>
+          <w:u w:val="dotted"/>
+        </w:rPr>
+        <w:tab/>
+      </w:r>
+    </w:p>
+    <w:p>
+      <w:pPr>
+        <w:tabs>
+          <w:tab w:val="right" w:pos="8789"/>
+        </w:tabs>
+        <w:spacing w:line="480" w:lineRule="auto"/>
+        <w:jc w:val="thaiDistribute"/>
+        <w:rPr>
+          <w:rFonts w:ascii="TH SarabunPSK" w:hAnsi="TH SarabunPSK" w:cs="TH SarabunPSK"/>
+          <w:sz w:val="36"/>
+          <w:szCs w:val="36"/>
+          <w:u w:val="dotted"/>
+        </w:rPr>
+      </w:pPr>
+      <w:r>
+        <w:rPr>
+          <w:rFonts w:ascii="TH SarabunPSK" w:hAnsi="TH SarabunPSK" w:cs="TH SarabunPSK"/>
+          <w:sz w:val="36"/>
+          <w:szCs w:val="36"/>
+          <w:u w:val="dotted"/>
+        </w:rPr>
+        <w:tab/>
+      </w:r>
+    </w:p>
+    <w:p>
+      <w:pPr>
+        <w:tabs>
+          <w:tab w:val="right" w:pos="8789"/>
+        </w:tabs>
+        <w:spacing w:line="480" w:lineRule="auto"/>
+        <w:jc w:val="thaiDistribute"/>
+        <w:rPr>
+          <w:rFonts w:ascii="TH SarabunPSK" w:hAnsi="TH SarabunPSK" w:cs="TH SarabunPSK"/>
+          <w:sz w:val="36"/>
+          <w:szCs w:val="36"/>
+          <w:u w:val="dotted"/>
+        </w:rPr>
+      </w:pPr>
+      <w:r>
+        <w:rPr>
+          <w:rFonts w:ascii="TH SarabunPSK" w:hAnsi="TH SarabunPSK" w:cs="TH SarabunPSK"/>
+          <w:sz w:val="36"/>
+          <w:szCs w:val="36"/>
+          <w:u w:val="dotted"/>
+        </w:rPr>
+        <w:t xml:space="preserve">        </w:t>
+      </w:r>
+      <w:r>
+        <w:rPr>
+          <w:rFonts w:ascii="TH SarabunPSK" w:hAnsi="TH SarabunPSK" w:cs="TH SarabunPSK"/>
+          <w:sz w:val="36"/>
+          <w:szCs w:val="36"/>
+          <w:u w:val="dotted"/>
+        </w:rPr>
+        <w:t xml:space="preserve">ป.อาญา มาตรา 288: ฐานฆ่าผู้อื่น (โทษประหารชีวิต จำคุกตลอดชีวิต หรือจำคุก 15-20 ปี)</w:t>
+        <w:br/>
+        <w:t xml:space="preserve">พ.ร.บ.อาวุธปืนฯ: ครอบครองและใช้ปืนผิดกฎหมาย</w:t>
+      </w:r>
+      <w:r>
+        <w:rPr>
+          <w:rFonts w:ascii="TH SarabunPSK" w:hAnsi="TH SarabunPSK" w:cs="TH SarabunPSK"/>
+          <w:sz w:val="36"/>
+          <w:szCs w:val="36"/>
+          <w:u w:val="dotted"/>
+        </w:rPr>
+        <w:tab/>
+      </w:r>
+    </w:p>
+    <w:p>
+      <w:pPr>
+        <w:tabs>
+          <w:tab w:val="right" w:pos="8789"/>
+        </w:tabs>
+        <w:spacing w:line="480" w:lineRule="auto"/>
+        <w:jc w:val="thaiDistribute"/>
+        <w:rPr>
+          <w:rFonts w:ascii="TH SarabunPSK" w:hAnsi="TH SarabunPSK" w:cs="TH SarabunPSK"/>
+          <w:sz w:val="36"/>
+          <w:szCs w:val="36"/>
+          <w:u w:val="dotted"/>
+        </w:rPr>
+      </w:pPr>
+      <w:r>
+        <w:rPr>
+          <w:rFonts w:ascii="TH SarabunPSK" w:hAnsi="TH SarabunPSK" w:cs="TH SarabunPSK"/>
+          <w:sz w:val="36"/>
+          <w:szCs w:val="36"/>
+          <w:u w:val="dotted"/>
+        </w:rPr>
+        <w:tab/>
+      </w:r>
+    </w:p>
+    <w:p>
+      <w:pPr>
+        <w:tabs>
+          <w:tab w:val="right" w:pos="8789"/>
+        </w:tabs>
+        <w:spacing w:line="480" w:lineRule="auto"/>
+        <w:jc w:val="thaiDistribute"/>
+        <w:rPr>
+          <w:rFonts w:ascii="TH SarabunPSK" w:hAnsi="TH SarabunPSK" w:cs="TH SarabunPSK"/>
+          <w:sz w:val="36"/>
+          <w:szCs w:val="36"/>
+          <w:u w:val="dotted"/>
+        </w:rPr>
+      </w:pPr>
+      <w:r>
+        <w:rPr>
+          <w:rFonts w:ascii="TH SarabunPSK" w:hAnsi="TH SarabunPSK" w:cs="TH SarabunPSK"/>
+          <w:sz w:val="36"/>
+          <w:szCs w:val="36"/>
+          <w:u w:val="dotted"/>
+        </w:rPr>
+        <w:lastRenderedPageBreak/>
+        <w:t xml:space="preserve">        </w:t>
+      </w:r>
+      <w:proofErr w:type="gramStart"/>
+      <w:r>
+        <w:rPr>
+          <w:rFonts w:ascii="TH SarabunPSK" w:hAnsi="TH SarabunPSK" w:cs="TH SarabunPSK"/>
+          <w:sz w:val="36"/>
+          <w:szCs w:val="36"/>
+          <w:u w:val="dotted"/>
+        </w:rPr>
+        <w:t xml:space="preserve">ความเห็น: สั่งฟ้อง</w:t>
+        <w:br/>
+        <w:t xml:space="preserve">เหตุผล: พยานหลักฐานมัดตัวแน่นหนา ทั้งอาวุธปืนของกลาง คราบเขม่าปืนบนมือผู้ต้องหา และคำให้การรับสารภาพในชั้นสอบสวน พฤติการณ์เป็นการใช้ประทุษร้ายต่อชีวิตโดยเจตนาเล็งเห็นผล</w:t>
+      </w:r>
+      <w:r>
+        <w:rPr>
+          <w:rFonts w:ascii="TH SarabunPSK" w:hAnsi="TH SarabunPSK" w:cs="TH SarabunPSK"/>
+          <w:sz w:val="36"/>
+          <w:szCs w:val="36"/>
+          <w:u w:val="dotted"/>
+        </w:rPr>
+        <w:tab/>
+      </w:r>
+    </w:p>
+    <w:p>
+      <w:pPr>
+        <w:tabs>
+          <w:tab w:val="right" w:pos="8789"/>
+        </w:tabs>
+        <w:spacing w:line="480" w:lineRule="auto"/>
+        <w:jc w:val="thaiDistribute"/>
+        <w:rPr>
+          <w:rFonts w:ascii="TH SarabunPSK" w:hAnsi="TH SarabunPSK" w:cs="TH SarabunPSK"/>
+          <w:sz w:val="36"/>
+          <w:szCs w:val="36"/>
+          <w:u w:val="dotted"/>
+        </w:rPr>
+      </w:pPr>
+      <w:r>
+        <w:rPr>
+          <w:rFonts w:ascii="TH SarabunPSK" w:hAnsi="TH SarabunPSK" w:cs="TH SarabunPSK"/>
           <w:sz w:val="36"/>
           <w:szCs w:val="36"/>
           <w:u w:val="dotted"/>
@@ -1446,19 +1312,35 @@
         </w:rPr>
         <w:tab/>
       </w:r>
-      <w:r>
-        <w:rPr>
-          <w:rFonts w:ascii="TH SarabunPSK" w:hAnsi="TH SarabunPSK" w:cs="TH SarabunPSK" w:hint="cs"/>
+    </w:p>
+    <w:p>
+      <w:pPr>
+        <w:tabs>
+          <w:tab w:val="right" w:pos="8789"/>
+        </w:tabs>
+        <w:spacing w:line="480" w:lineRule="auto"/>
+        <w:jc w:val="thaiDistribute"/>
+        <w:rPr>
+          <w:rFonts w:ascii="TH SarabunPSK" w:hAnsi="TH SarabunPSK" w:cs="TH SarabunPSK"/>
           <w:sz w:val="36"/>
           <w:szCs w:val="36"/>
           <w:u w:val="dotted"/>
           <w:cs/>
         </w:rPr>
+      </w:pPr>
+      <w:r>
+        <w:rPr>
+          <w:rFonts w:ascii="TH SarabunPSK" w:hAnsi="TH SarabunPSK" w:cs="TH SarabunPSK"/>
+          <w:sz w:val="36"/>
+          <w:szCs w:val="36"/>
+          <w:u w:val="dotted"/>
+          <w:cs/>
+        </w:rPr>
         <w:tab/>
       </w:r>
       <w:r>
         <w:rPr>
-          <w:rFonts w:ascii="TH SarabunPSK" w:hAnsi="TH SarabunPSK" w:cs="TH SarabunPSK" w:hint="cs"/>
+          <w:rFonts w:ascii="TH SarabunPSK" w:hAnsi="TH SarabunPSK" w:cs="TH SarabunPSK"/>
           <w:sz w:val="36"/>
           <w:szCs w:val="36"/>
           <w:u w:val="dotted"/>
@@ -1468,7 +1350,7 @@
       </w:r>
       <w:r>
         <w:rPr>
-          <w:rFonts w:ascii="TH SarabunPSK" w:hAnsi="TH SarabunPSK" w:cs="TH SarabunPSK" w:hint="cs"/>
+          <w:rFonts w:ascii="TH SarabunPSK" w:hAnsi="TH SarabunPSK" w:cs="TH SarabunPSK"/>
           <w:sz w:val="36"/>
           <w:szCs w:val="36"/>
           <w:u w:val="dotted"/>
@@ -1478,7 +1360,7 @@
       </w:r>
       <w:r>
         <w:rPr>
-          <w:rFonts w:ascii="TH SarabunPSK" w:hAnsi="TH SarabunPSK" w:cs="TH SarabunPSK" w:hint="cs"/>
+          <w:rFonts w:ascii="TH SarabunPSK" w:hAnsi="TH SarabunPSK" w:cs="TH SarabunPSK"/>
           <w:sz w:val="36"/>
           <w:szCs w:val="36"/>
           <w:u w:val="dotted"/>
@@ -1488,7 +1370,7 @@
       </w:r>
       <w:r>
         <w:rPr>
-          <w:rFonts w:ascii="TH SarabunPSK" w:hAnsi="TH SarabunPSK" w:cs="TH SarabunPSK" w:hint="cs"/>
+          <w:rFonts w:ascii="TH SarabunPSK" w:hAnsi="TH SarabunPSK" w:cs="TH SarabunPSK"/>
           <w:sz w:val="36"/>
           <w:szCs w:val="36"/>
           <w:u w:val="dotted"/>
@@ -1498,7 +1380,7 @@
       </w:r>
       <w:r>
         <w:rPr>
-          <w:rFonts w:ascii="TH SarabunPSK" w:hAnsi="TH SarabunPSK" w:cs="TH SarabunPSK" w:hint="cs"/>
+          <w:rFonts w:ascii="TH SarabunPSK" w:hAnsi="TH SarabunPSK" w:cs="TH SarabunPSK"/>
           <w:sz w:val="36"/>
           <w:szCs w:val="36"/>
           <w:u w:val="dotted"/>
@@ -1508,7 +1390,7 @@
       </w:r>
       <w:r>
         <w:rPr>
-          <w:rFonts w:ascii="TH SarabunPSK" w:hAnsi="TH SarabunPSK" w:cs="TH SarabunPSK" w:hint="cs"/>
+          <w:rFonts w:ascii="TH SarabunPSK" w:hAnsi="TH SarabunPSK" w:cs="TH SarabunPSK"/>
           <w:sz w:val="36"/>
           <w:szCs w:val="36"/>
           <w:u w:val="dotted"/>
@@ -1518,7 +1400,7 @@
       </w:r>
       <w:r>
         <w:rPr>
-          <w:rFonts w:ascii="TH SarabunPSK" w:hAnsi="TH SarabunPSK" w:cs="TH SarabunPSK" w:hint="cs"/>
+          <w:rFonts w:ascii="TH SarabunPSK" w:hAnsi="TH SarabunPSK" w:cs="TH SarabunPSK"/>
           <w:sz w:val="36"/>
           <w:szCs w:val="36"/>
           <w:u w:val="dotted"/>
@@ -1528,7 +1410,7 @@
       </w:r>
       <w:r>
         <w:rPr>
-          <w:rFonts w:ascii="TH SarabunPSK" w:hAnsi="TH SarabunPSK" w:cs="TH SarabunPSK" w:hint="cs"/>
+          <w:rFonts w:ascii="TH SarabunPSK" w:hAnsi="TH SarabunPSK" w:cs="TH SarabunPSK"/>
           <w:sz w:val="36"/>
           <w:szCs w:val="36"/>
           <w:u w:val="dotted"/>
@@ -1538,7 +1420,7 @@
       </w:r>
       <w:r>
         <w:rPr>
-          <w:rFonts w:ascii="TH SarabunPSK" w:hAnsi="TH SarabunPSK" w:cs="TH SarabunPSK" w:hint="cs"/>
+          <w:rFonts w:ascii="TH SarabunPSK" w:hAnsi="TH SarabunPSK" w:cs="TH SarabunPSK"/>
           <w:sz w:val="36"/>
           <w:szCs w:val="36"/>
           <w:u w:val="dotted"/>
@@ -1548,7 +1430,7 @@
       </w:r>
       <w:r>
         <w:rPr>
-          <w:rFonts w:ascii="TH SarabunPSK" w:hAnsi="TH SarabunPSK" w:cs="TH SarabunPSK" w:hint="cs"/>
+          <w:rFonts w:ascii="TH SarabunPSK" w:hAnsi="TH SarabunPSK" w:cs="TH SarabunPSK"/>
           <w:sz w:val="36"/>
           <w:szCs w:val="36"/>
           <w:u w:val="dotted"/>
@@ -1558,7 +1440,7 @@
       </w:r>
       <w:r>
         <w:rPr>
-          <w:rFonts w:ascii="TH SarabunPSK" w:hAnsi="TH SarabunPSK" w:cs="TH SarabunPSK" w:hint="cs"/>
+          <w:rFonts w:ascii="TH SarabunPSK" w:hAnsi="TH SarabunPSK" w:cs="TH SarabunPSK"/>
           <w:sz w:val="36"/>
           <w:szCs w:val="36"/>
           <w:u w:val="dotted"/>
@@ -1568,17 +1450,18 @@
       </w:r>
       <w:r>
         <w:rPr>
-          <w:rFonts w:ascii="TH SarabunPSK" w:hAnsi="TH SarabunPSK" w:cs="TH SarabunPSK" w:hint="cs"/>
+          <w:rFonts w:ascii="TH SarabunPSK" w:hAnsi="TH SarabunPSK" w:cs="TH SarabunPSK"/>
           <w:sz w:val="36"/>
           <w:szCs w:val="36"/>
           <w:u w:val="dotted"/>
           <w:cs/>
         </w:rPr>
+        <w:lastRenderedPageBreak/>
         <w:tab/>
       </w:r>
       <w:r>
         <w:rPr>
-          <w:rFonts w:ascii="TH SarabunPSK" w:hAnsi="TH SarabunPSK" w:cs="TH SarabunPSK" w:hint="cs"/>
+          <w:rFonts w:ascii="TH SarabunPSK" w:hAnsi="TH SarabunPSK" w:cs="TH SarabunPSK"/>
           <w:sz w:val="36"/>
           <w:szCs w:val="36"/>
           <w:u w:val="dotted"/>
@@ -1588,216 +1471,7 @@
       </w:r>
       <w:r>
         <w:rPr>
-          <w:rFonts w:ascii="TH SarabunPSK" w:hAnsi="TH SarabunPSK" w:cs="TH SarabunPSK" w:hint="cs"/>
-          <w:sz w:val="36"/>
-          <w:szCs w:val="36"/>
-          <w:u w:val="dotted"/>
-          <w:cs/>
-        </w:rPr>
-        <w:tab/>
-      </w:r>
-      <w:r>
-        <w:rPr>
-          <w:rFonts w:ascii="TH SarabunPSK" w:hAnsi="TH SarabunPSK" w:cs="TH SarabunPSK" w:hint="cs"/>
-          <w:sz w:val="36"/>
-          <w:szCs w:val="36"/>
-          <w:u w:val="dotted"/>
-          <w:cs/>
-        </w:rPr>
-        <w:tab/>
-      </w:r>
-      <w:r>
-        <w:rPr>
-          <w:rFonts w:ascii="TH SarabunPSK" w:hAnsi="TH SarabunPSK" w:cs="TH SarabunPSK" w:hint="cs"/>
-          <w:sz w:val="36"/>
-          <w:szCs w:val="36"/>
-          <w:u w:val="dotted"/>
-          <w:cs/>
-        </w:rPr>
-        <w:tab/>
-      </w:r>
-      <w:r>
-        <w:rPr>
-          <w:rFonts w:ascii="TH SarabunPSK" w:hAnsi="TH SarabunPSK" w:cs="TH SarabunPSK" w:hint="cs"/>
-          <w:sz w:val="36"/>
-          <w:szCs w:val="36"/>
-          <w:u w:val="dotted"/>
-          <w:cs/>
-        </w:rPr>
-        <w:tab/>
-      </w:r>
-      <w:r>
-        <w:rPr>
-          <w:rFonts w:ascii="TH SarabunPSK" w:hAnsi="TH SarabunPSK" w:cs="TH SarabunPSK" w:hint="cs"/>
-          <w:sz w:val="36"/>
-          <w:szCs w:val="36"/>
-          <w:u w:val="dotted"/>
-          <w:cs/>
-        </w:rPr>
-        <w:tab/>
-      </w:r>
-      <w:r>
-        <w:rPr>
-          <w:rFonts w:ascii="TH SarabunPSK" w:hAnsi="TH SarabunPSK" w:cs="TH SarabunPSK" w:hint="cs"/>
-          <w:sz w:val="36"/>
-          <w:szCs w:val="36"/>
-          <w:u w:val="dotted"/>
-          <w:cs/>
-        </w:rPr>
-        <w:tab/>
-      </w:r>
-      <w:r>
-        <w:rPr>
-          <w:rFonts w:ascii="TH SarabunPSK" w:hAnsi="TH SarabunPSK" w:cs="TH SarabunPSK" w:hint="cs"/>
-          <w:sz w:val="36"/>
-          <w:szCs w:val="36"/>
-          <w:u w:val="dotted"/>
-          <w:cs/>
-        </w:rPr>
-        <w:tab/>
-      </w:r>
-      <w:r>
-        <w:rPr>
-          <w:rFonts w:ascii="TH SarabunPSK" w:hAnsi="TH SarabunPSK" w:cs="TH SarabunPSK" w:hint="cs"/>
-          <w:sz w:val="36"/>
-          <w:szCs w:val="36"/>
-          <w:u w:val="dotted"/>
-        </w:rPr>
-        <w:t xml:space="preserve"> </w:t>
-      </w:r>
-      <w:r>
-        <w:rPr>
-          <w:rFonts w:ascii="TH SarabunPSK" w:hAnsi="TH SarabunPSK" w:cs="TH SarabunPSK" w:hint="cs"/>
-          <w:sz w:val="36"/>
-          <w:szCs w:val="36"/>
-          <w:u w:val="dotted"/>
-          <w:cs/>
-        </w:rPr>
-        <w:tab/>
-      </w:r>
-      <w:r>
-        <w:rPr>
-          <w:rFonts w:ascii="TH SarabunPSK" w:hAnsi="TH SarabunPSK" w:cs="TH SarabunPSK" w:hint="cs"/>
-          <w:sz w:val="36"/>
-          <w:szCs w:val="36"/>
-          <w:u w:val="dotted"/>
-          <w:cs/>
-        </w:rPr>
-        <w:tab/>
-      </w:r>
-      <w:r>
-        <w:rPr>
-          <w:rFonts w:ascii="TH SarabunPSK" w:hAnsi="TH SarabunPSK" w:cs="TH SarabunPSK" w:hint="cs"/>
-          <w:sz w:val="36"/>
-          <w:szCs w:val="36"/>
-          <w:u w:val="dotted"/>
-          <w:cs/>
-        </w:rPr>
-        <w:tab/>
-      </w:r>
-      <w:r>
-        <w:rPr>
-          <w:rFonts w:ascii="TH SarabunPSK" w:hAnsi="TH SarabunPSK" w:cs="TH SarabunPSK" w:hint="cs"/>
-          <w:sz w:val="36"/>
-          <w:szCs w:val="36"/>
-          <w:u w:val="dotted"/>
-          <w:cs/>
-        </w:rPr>
-        <w:tab/>
-      </w:r>
-      <w:r>
-        <w:rPr>
-          <w:rFonts w:ascii="TH SarabunPSK" w:hAnsi="TH SarabunPSK" w:cs="TH SarabunPSK" w:hint="cs"/>
-          <w:sz w:val="36"/>
-          <w:szCs w:val="36"/>
-          <w:u w:val="dotted"/>
-          <w:cs/>
-        </w:rPr>
-        <w:tab/>
-      </w:r>
-      <w:r>
-        <w:rPr>
-          <w:rFonts w:ascii="TH SarabunPSK" w:hAnsi="TH SarabunPSK" w:cs="TH SarabunPSK" w:hint="cs"/>
-          <w:sz w:val="36"/>
-          <w:szCs w:val="36"/>
-          <w:u w:val="dotted"/>
-          <w:cs/>
-        </w:rPr>
-        <w:tab/>
-      </w:r>
-      <w:r>
-        <w:rPr>
-          <w:rFonts w:ascii="TH SarabunPSK" w:hAnsi="TH SarabunPSK" w:cs="TH SarabunPSK" w:hint="cs"/>
-          <w:sz w:val="36"/>
-          <w:szCs w:val="36"/>
-          <w:u w:val="dotted"/>
-          <w:cs/>
-        </w:rPr>
-        <w:tab/>
-      </w:r>
-      <w:r>
-        <w:rPr>
-          <w:rFonts w:ascii="TH SarabunPSK" w:hAnsi="TH SarabunPSK" w:cs="TH SarabunPSK" w:hint="cs"/>
-          <w:sz w:val="36"/>
-          <w:szCs w:val="36"/>
-          <w:u w:val="dotted"/>
-          <w:cs/>
-        </w:rPr>
-        <w:tab/>
-      </w:r>
-      <w:r>
-        <w:rPr>
-          <w:rFonts w:ascii="TH SarabunPSK" w:hAnsi="TH SarabunPSK" w:cs="TH SarabunPSK" w:hint="cs"/>
-          <w:sz w:val="36"/>
-          <w:szCs w:val="36"/>
-          <w:u w:val="dotted"/>
-          <w:cs/>
-        </w:rPr>
-        <w:tab/>
-      </w:r>
-      <w:r>
-        <w:rPr>
-          <w:rFonts w:ascii="TH SarabunPSK" w:hAnsi="TH SarabunPSK" w:cs="TH SarabunPSK" w:hint="cs"/>
-          <w:sz w:val="36"/>
-          <w:szCs w:val="36"/>
-          <w:u w:val="dotted"/>
-          <w:cs/>
-        </w:rPr>
-        <w:tab/>
-      </w:r>
-      <w:r>
-        <w:rPr>
-          <w:rFonts w:ascii="TH SarabunPSK" w:hAnsi="TH SarabunPSK" w:cs="TH SarabunPSK" w:hint="cs"/>
-          <w:sz w:val="36"/>
-          <w:szCs w:val="36"/>
-          <w:u w:val="dotted"/>
-          <w:cs/>
-        </w:rPr>
-        <w:tab/>
-      </w:r>
-      <w:r>
-        <w:rPr>
-          <w:rFonts w:ascii="TH SarabunPSK" w:hAnsi="TH SarabunPSK" w:cs="TH SarabunPSK" w:hint="cs"/>
-          <w:sz w:val="36"/>
-          <w:szCs w:val="36"/>
-          <w:u w:val="dotted"/>
-          <w:cs/>
-        </w:rPr>
-        <w:tab/>
-      </w:r>
-      <w:r>
-        <w:rPr>
-          <w:rFonts w:ascii="TH SarabunPSK" w:hAnsi="TH SarabunPSK" w:cs="TH SarabunPSK" w:hint="cs"/>
-          <w:sz w:val="36"/>
-          <w:szCs w:val="36"/>
-          <w:u w:val="dotted"/>
-          <w:cs/>
-        </w:rPr>
-        <w:tab/>
-      </w:r>
-      <w:r>
-        <w:rPr>
-          <w:rFonts w:ascii="TH SarabunPSK" w:hAnsi="TH SarabunPSK" w:cs="TH SarabunPSK" w:hint="cs"/>
+          <w:rFonts w:ascii="TH SarabunPSK" w:hAnsi="TH SarabunPSK" w:cs="TH SarabunPSK"/>
           <w:sz w:val="36"/>
           <w:szCs w:val="36"/>
           <w:u w:val="dotted"/>
